--- a/research/manuscripts/aso/fusion-junction-aso-journal-article-title-page.docx
+++ b/research/manuscripts/aso/fusion-junction-aso-journal-article-title-page.docx
@@ -464,6 +464,17 @@
       <w:sz w:val="18"/>
       <w:szCs w:val="18"/>
     </w:rPr>
+  </w:style>
+  <w:style w:type="paragraph" w:styleId="Heading2runs-on">
+    <w:name w:val="Heading 2.runs-on"/>
+    <w:basedOn w:val="Heading2"/>
+    <w:qFormat/>
+    <w:pPr>
+      <w:spacing w:before="360" w:after="120"/>
+      <w:ind w:hanging="0" w:left="400"/>
+      <w:outlineLvl w:val="9"/>
+    </w:pPr>
+    <w:rPr/>
   </w:style>
   <w:style w:type="paragraph" w:styleId="TableContents">
     <w:name w:val="Table Contents"/>

--- a/research/manuscripts/aso/fusion-junction-aso-journal-article-title-page.docx
+++ b/research/manuscripts/aso/fusion-junction-aso-journal-article-title-page.docx
@@ -133,6 +133,18 @@
     </w:p>
     <w:p>
       <w:pPr>
+        <w:pStyle w:val="Heading3"/>
+        <w:bidi w:val="0"/>
+        <w:jc w:val="left"/>
+        <w:rPr/>
+      </w:pPr>
+      <w:r>
+        <w:rPr/>
+        <w:t>Author Contributions</w:t>
+      </w:r>
+    </w:p>
+    <w:p>
+      <w:pPr>
         <w:pStyle w:val="BodyText"/>
         <w:bidi w:val="0"/>
         <w:rPr/>
@@ -162,7 +174,7 @@
       </w:pPr>
       <w:r>
         <w:rPr/>
-        <w:t>No competing financial interests exist. The author holds no patent, patent application, equity or consultancy relating to any sequence or method described here.</w:t>
+        <w:t>No competing financial interests exist.</w:t>
       </w:r>
     </w:p>
     <w:p>

--- a/research/manuscripts/aso/fusion-junction-aso-journal-article-title-page.docx
+++ b/research/manuscripts/aso/fusion-junction-aso-journal-article-title-page.docx
@@ -200,7 +200,7 @@
   <w:docDefaults>
     <w:rPrDefault>
       <w:rPr>
-        <w:rFonts w:ascii="Liberation Serif" w:hAnsi="Liberation Serif" w:eastAsia="WenQuanYi Zen Hei" w:cs="FreeSans"/>
+        <w:rFonts w:ascii="Liberation Serif" w:hAnsi="Liberation Serif" w:eastAsia="DejaVu Sans" w:cs="DejaVu Sans"/>
         <w:sz w:val="24"/>
         <w:szCs w:val="24"/>
         <w:lang w:val="en-US" w:eastAsia="zh-CN" w:bidi="hi-IN"/>
@@ -238,7 +238,7 @@
       <w:outlineLvl w:val="0"/>
     </w:pPr>
     <w:rPr>
-      <w:rFonts w:ascii="Liberation Serif" w:hAnsi="Liberation Serif" w:eastAsia="WenQuanYi Zen Hei" w:cs="FreeSans"/>
+      <w:rFonts w:ascii="Liberation Serif" w:hAnsi="Liberation Serif" w:eastAsia="DejaVu Sans" w:cs="DejaVu Sans"/>
       <w:b/>
       <w:bCs/>
       <w:sz w:val="28"/>
@@ -259,7 +259,7 @@
       <w:outlineLvl w:val="1"/>
     </w:pPr>
     <w:rPr>
-      <w:rFonts w:ascii="Liberation Serif" w:hAnsi="Liberation Serif" w:eastAsia="WenQuanYi Zen Hei" w:cs="FreeSans"/>
+      <w:rFonts w:ascii="Liberation Serif" w:hAnsi="Liberation Serif" w:eastAsia="DejaVu Sans" w:cs="DejaVu Sans"/>
       <w:b/>
       <w:bCs/>
       <w:sz w:val="26"/>
@@ -277,7 +277,7 @@
       <w:outlineLvl w:val="2"/>
     </w:pPr>
     <w:rPr>
-      <w:rFonts w:ascii="Liberation Serif" w:hAnsi="Liberation Serif" w:eastAsia="WenQuanYi Zen Hei" w:cs="FreeSans"/>
+      <w:rFonts w:ascii="Liberation Serif" w:hAnsi="Liberation Serif" w:eastAsia="DejaVu Sans" w:cs="DejaVu Sans"/>
       <w:b/>
       <w:bCs/>
       <w:sz w:val="22"/>
@@ -344,7 +344,7 @@
       <w:spacing w:before="240" w:after="120"/>
     </w:pPr>
     <w:rPr>
-      <w:rFonts w:ascii="Liberation Sans" w:hAnsi="Liberation Sans" w:eastAsia="WenQuanYi Zen Hei" w:cs="FreeSans"/>
+      <w:rFonts w:ascii="Liberation Sans" w:hAnsi="Liberation Sans" w:eastAsia="DejaVu Sans" w:cs="DejaVu Sans"/>
       <w:sz w:val="28"/>
       <w:szCs w:val="28"/>
     </w:rPr>
@@ -363,9 +363,7 @@
     <w:name w:val="List"/>
     <w:basedOn w:val="BodyText"/>
     <w:pPr/>
-    <w:rPr>
-      <w:rFonts w:cs="FreeSans"/>
-    </w:rPr>
+    <w:rPr/>
   </w:style>
   <w:style w:type="paragraph" w:styleId="Caption">
     <w:name w:val="Caption"/>
@@ -376,7 +374,6 @@
       <w:spacing w:before="120" w:after="120"/>
     </w:pPr>
     <w:rPr>
-      <w:rFonts w:cs="FreeSans"/>
       <w:i/>
       <w:iCs/>
       <w:sz w:val="24"/>
@@ -390,9 +387,7 @@
     <w:pPr>
       <w:suppressLineNumbers/>
     </w:pPr>
-    <w:rPr>
-      <w:rFonts w:cs="FreeSans"/>
-    </w:rPr>
+    <w:rPr/>
   </w:style>
   <w:style w:type="paragraph" w:styleId="BlockQuotation">
     <w:name w:val="Block Quotation"/>

--- a/research/manuscripts/aso/fusion-junction-aso-journal-article-title-page.docx
+++ b/research/manuscripts/aso/fusion-junction-aso-journal-article-title-page.docx
@@ -200,7 +200,7 @@
   <w:docDefaults>
     <w:rPrDefault>
       <w:rPr>
-        <w:rFonts w:ascii="Liberation Serif" w:hAnsi="Liberation Serif" w:eastAsia="DejaVu Sans" w:cs="DejaVu Sans"/>
+        <w:rFonts w:ascii="Liberation Serif" w:hAnsi="Liberation Serif" w:eastAsia="WenQuanYi Zen Hei" w:cs="FreeSans"/>
         <w:sz w:val="24"/>
         <w:szCs w:val="24"/>
         <w:lang w:val="en-US" w:eastAsia="zh-CN" w:bidi="hi-IN"/>
@@ -238,7 +238,7 @@
       <w:outlineLvl w:val="0"/>
     </w:pPr>
     <w:rPr>
-      <w:rFonts w:ascii="Liberation Serif" w:hAnsi="Liberation Serif" w:eastAsia="DejaVu Sans" w:cs="DejaVu Sans"/>
+      <w:rFonts w:ascii="Liberation Serif" w:hAnsi="Liberation Serif" w:eastAsia="WenQuanYi Zen Hei" w:cs="FreeSans"/>
       <w:b/>
       <w:bCs/>
       <w:sz w:val="28"/>
@@ -259,7 +259,7 @@
       <w:outlineLvl w:val="1"/>
     </w:pPr>
     <w:rPr>
-      <w:rFonts w:ascii="Liberation Serif" w:hAnsi="Liberation Serif" w:eastAsia="DejaVu Sans" w:cs="DejaVu Sans"/>
+      <w:rFonts w:ascii="Liberation Serif" w:hAnsi="Liberation Serif" w:eastAsia="WenQuanYi Zen Hei" w:cs="FreeSans"/>
       <w:b/>
       <w:bCs/>
       <w:sz w:val="26"/>
@@ -277,7 +277,7 @@
       <w:outlineLvl w:val="2"/>
     </w:pPr>
     <w:rPr>
-      <w:rFonts w:ascii="Liberation Serif" w:hAnsi="Liberation Serif" w:eastAsia="DejaVu Sans" w:cs="DejaVu Sans"/>
+      <w:rFonts w:ascii="Liberation Serif" w:hAnsi="Liberation Serif" w:eastAsia="WenQuanYi Zen Hei" w:cs="FreeSans"/>
       <w:b/>
       <w:bCs/>
       <w:sz w:val="22"/>
@@ -344,7 +344,7 @@
       <w:spacing w:before="240" w:after="120"/>
     </w:pPr>
     <w:rPr>
-      <w:rFonts w:ascii="Liberation Sans" w:hAnsi="Liberation Sans" w:eastAsia="DejaVu Sans" w:cs="DejaVu Sans"/>
+      <w:rFonts w:ascii="Liberation Sans" w:hAnsi="Liberation Sans" w:eastAsia="WenQuanYi Zen Hei" w:cs="FreeSans"/>
       <w:sz w:val="28"/>
       <w:szCs w:val="28"/>
     </w:rPr>
@@ -363,7 +363,9 @@
     <w:name w:val="List"/>
     <w:basedOn w:val="BodyText"/>
     <w:pPr/>
-    <w:rPr/>
+    <w:rPr>
+      <w:rFonts w:cs="FreeSans"/>
+    </w:rPr>
   </w:style>
   <w:style w:type="paragraph" w:styleId="Caption">
     <w:name w:val="Caption"/>
@@ -374,6 +376,7 @@
       <w:spacing w:before="120" w:after="120"/>
     </w:pPr>
     <w:rPr>
+      <w:rFonts w:cs="FreeSans"/>
       <w:i/>
       <w:iCs/>
       <w:sz w:val="24"/>
@@ -387,7 +390,9 @@
     <w:pPr>
       <w:suppressLineNumbers/>
     </w:pPr>
-    <w:rPr/>
+    <w:rPr>
+      <w:rFonts w:cs="FreeSans"/>
+    </w:rPr>
   </w:style>
   <w:style w:type="paragraph" w:styleId="BlockQuotation">
     <w:name w:val="Block Quotation"/>
